--- a/institutional/correctional/banking-credit/print/student-workbook.docx
+++ b/institutional/correctional/banking-credit/print/student-workbook.docx
@@ -56,18 +56,22 @@
     </w:p>
     <w:p>
       <w:pPr>
-        <w:pStyle w:val="FirstParagraph"/>
-      </w:pPr>
-      <w:r>
-        <w:t xml:space="preserve">Banking and Credit Rebuilding (6 weeks)</w:t>
-      </w:r>
-    </w:p>
-    <w:p>
-      <w:pPr>
-        <w:pStyle w:val="BodyText"/>
-      </w:pPr>
-      <w:r>
-        <w:t xml:space="preserve">Financially Sovereign Academy</w:t>
+        <w:pStyle w:val="Date"/>
+      </w:pPr>
+      <w:r>
+        <w:t xml:space="preserve">Financially</w:t>
+      </w:r>
+      <w:r>
+        <w:t xml:space="preserve"> </w:t>
+      </w:r>
+      <w:r>
+        <w:t xml:space="preserve">Sovereign</w:t>
+      </w:r>
+      <w:r>
+        <w:t xml:space="preserve"> </w:t>
+      </w:r>
+      <w:r>
+        <w:t xml:space="preserve">Academy</w:t>
       </w:r>
     </w:p>
     <w:p>
@@ -341,7 +345,7 @@
         <w:pStyle w:val="Compact"/>
       </w:pPr>
       <w:r>
-        <w:t xml:space="preserve">Keep my money safe</w:t>
+        <w:t xml:space="preserve">☐ Keep my money safe</w:t>
       </w:r>
     </w:p>
     <w:p>
@@ -353,7 +357,7 @@
         <w:pStyle w:val="Compact"/>
       </w:pPr>
       <w:r>
-        <w:t xml:space="preserve">Stop paying check casher fees</w:t>
+        <w:t xml:space="preserve">☐ Stop paying check casher fees</w:t>
       </w:r>
     </w:p>
     <w:p>
@@ -365,7 +369,7 @@
         <w:pStyle w:val="Compact"/>
       </w:pPr>
       <w:r>
-        <w:t xml:space="preserve">Get paid by direct deposit</w:t>
+        <w:t xml:space="preserve">☐ Get paid by direct deposit</w:t>
       </w:r>
     </w:p>
     <w:p>
@@ -377,7 +381,7 @@
         <w:pStyle w:val="Compact"/>
       </w:pPr>
       <w:r>
-        <w:t xml:space="preserve">Have a card to pay for things</w:t>
+        <w:t xml:space="preserve">☐ Have a card to pay for things</w:t>
       </w:r>
     </w:p>
     <w:p>
@@ -389,7 +393,7 @@
         <w:pStyle w:val="Compact"/>
       </w:pPr>
       <w:r>
-        <w:t xml:space="preserve">Start saving a little</w:t>
+        <w:t xml:space="preserve">☐ Start saving a little</w:t>
       </w:r>
     </w:p>
     <w:p>
@@ -532,7 +536,7 @@
         <w:pStyle w:val="Compact"/>
       </w:pPr>
       <w:r>
-        <w:t xml:space="preserve">State ID or driver license</w:t>
+        <w:t xml:space="preserve">☐ State ID or driver license</w:t>
       </w:r>
     </w:p>
     <w:p>
@@ -544,7 +548,7 @@
         <w:pStyle w:val="Compact"/>
       </w:pPr>
       <w:r>
-        <w:t xml:space="preserve">Social Security card or number</w:t>
+        <w:t xml:space="preserve">☐ Social Security card or number</w:t>
       </w:r>
     </w:p>
     <w:p>
@@ -556,7 +560,7 @@
         <w:pStyle w:val="Compact"/>
       </w:pPr>
       <w:r>
-        <w:t xml:space="preserve">Birth certificate</w:t>
+        <w:t xml:space="preserve">☐ Birth certificate</w:t>
       </w:r>
     </w:p>
     <w:p>
@@ -568,7 +572,7 @@
         <w:pStyle w:val="Compact"/>
       </w:pPr>
       <w:r>
-        <w:t xml:space="preserve">Proof of address (a letter or bill)</w:t>
+        <w:t xml:space="preserve">☐ Proof of address (a letter or bill)</w:t>
       </w:r>
     </w:p>
     <w:p>
@@ -606,7 +610,7 @@
         <w:pStyle w:val="Compact"/>
       </w:pPr>
       <w:r>
-        <w:t xml:space="preserve">An ID</w:t>
+        <w:t xml:space="preserve">☐ An ID</w:t>
       </w:r>
     </w:p>
     <w:p>
@@ -618,7 +622,7 @@
         <w:pStyle w:val="Compact"/>
       </w:pPr>
       <w:r>
-        <w:t xml:space="preserve">Your Social Security number</w:t>
+        <w:t xml:space="preserve">☐ Your Social Security number</w:t>
       </w:r>
     </w:p>
     <w:p>
@@ -630,7 +634,7 @@
         <w:pStyle w:val="Compact"/>
       </w:pPr>
       <w:r>
-        <w:t xml:space="preserve">A little money to open (sometimes $25 or less)</w:t>
+        <w:t xml:space="preserve">☐ A little money to open (sometimes $25 or less)</w:t>
       </w:r>
     </w:p>
     <w:p>
@@ -642,7 +646,7 @@
         <w:pStyle w:val="Compact"/>
       </w:pPr>
       <w:r>
-        <w:t xml:space="preserve">A few questions written down (below)</w:t>
+        <w:t xml:space="preserve">☐ A few questions written down (below)</w:t>
       </w:r>
     </w:p>
     <w:p>
@@ -687,6 +691,23 @@
       </w:pPr>
       <w:r>
         <w:t xml:space="preserve">Can I set up direct deposit here?</w:t>
+      </w:r>
+    </w:p>
+    <w:p>
+      <w:pPr>
+        <w:pStyle w:val="FirstParagraph"/>
+      </w:pPr>
+      <w:r>
+        <w:rPr>
+          <w:b/>
+        </w:rPr>
+        <w:t xml:space="preserve">Take-home sheets for after release:</w:t>
+      </w:r>
+      <w:r>
+        <w:t xml:space="preserve"> </w:t>
+      </w:r>
+      <w:r>
+        <w:t xml:space="preserve">Open a Safe Account, and If a Bank Says No. Your facilitator has copies. These are steps to take after release, in person at a bank or credit union or on a private device, not in class. No one can promise that a bank will approve you.</w:t>
       </w:r>
     </w:p>
     <w:p>
@@ -927,7 +948,7 @@
         <w:pStyle w:val="Compact"/>
       </w:pPr>
       <w:r>
-        <w:t xml:space="preserve">Your accounts</w:t>
+        <w:t xml:space="preserve">☐ Your accounts</w:t>
       </w:r>
     </w:p>
     <w:p>
@@ -939,7 +960,7 @@
         <w:pStyle w:val="Compact"/>
       </w:pPr>
       <w:r>
-        <w:t xml:space="preserve">Payment history</w:t>
+        <w:t xml:space="preserve">☐ Payment history</w:t>
       </w:r>
     </w:p>
     <w:p>
@@ -951,7 +972,7 @@
         <w:pStyle w:val="Compact"/>
       </w:pPr>
       <w:r>
-        <w:t xml:space="preserve">Balances</w:t>
+        <w:t xml:space="preserve">☐ Balances</w:t>
       </w:r>
     </w:p>
     <w:p>
@@ -963,7 +984,24 @@
         <w:pStyle w:val="Compact"/>
       </w:pPr>
       <w:r>
-        <w:t xml:space="preserve">One thing that might be an error</w:t>
+        <w:t xml:space="preserve">☐ One thing that might be an error</w:t>
+      </w:r>
+    </w:p>
+    <w:p>
+      <w:pPr>
+        <w:pStyle w:val="FirstParagraph"/>
+      </w:pPr>
+      <w:r>
+        <w:rPr>
+          <w:b/>
+        </w:rPr>
+        <w:t xml:space="preserve">Take-home sheet:</w:t>
+      </w:r>
+      <w:r>
+        <w:t xml:space="preserve"> </w:t>
+      </w:r>
+      <w:r>
+        <w:t xml:space="preserve">Dispute a Credit Report Error. If you find a mistake on your real report after release, this sheet shows the steps. It does not decide for you whether something is an error.</w:t>
       </w:r>
     </w:p>
     <w:p>
@@ -998,6 +1036,23 @@
       </w:pPr>
       <w:r>
         <w:t xml:space="preserve">How: ____________________</w:t>
+      </w:r>
+    </w:p>
+    <w:p>
+      <w:pPr>
+        <w:pStyle w:val="BodyText"/>
+      </w:pPr>
+      <w:r>
+        <w:rPr>
+          <w:b/>
+        </w:rPr>
+        <w:t xml:space="preserve">Take-home sheet:</w:t>
+      </w:r>
+      <w:r>
+        <w:t xml:space="preserve"> </w:t>
+      </w:r>
+      <w:r>
+        <w:t xml:space="preserve">Get Your Free Credit Report. Pulling your report is an after-release step. It may need a private device or a mail request. Use only the official site your facilitator names.</w:t>
       </w:r>
     </w:p>
     <w:p>
@@ -1095,7 +1150,25 @@
         <w:t xml:space="preserve"> </w:t>
       </w:r>
       <w:r>
-        <w:t xml:space="preserve">Skip any company that promises to “fix” your credit fast for a fee. Most of what they do, you can do for free.</w:t>
+        <w:t xml:space="preserve">Skip any company that promises to</w:t>
+      </w:r>
+      <w:r>
+        <w:t xml:space="preserve"> </w:t>
+      </w:r>
+      <w:r>
+        <w:t xml:space="preserve">“</w:t>
+      </w:r>
+      <w:r>
+        <w:t xml:space="preserve">fix</w:t>
+      </w:r>
+      <w:r>
+        <w:t xml:space="preserve">”</w:t>
+      </w:r>
+      <w:r>
+        <w:t xml:space="preserve"> </w:t>
+      </w:r>
+      <w:r>
+        <w:t xml:space="preserve">your credit fast for a fee. Most of what they do, you can do for free.</w:t>
       </w:r>
     </w:p>
     <w:p>
@@ -1125,7 +1198,7 @@
         <w:pStyle w:val="Compact"/>
       </w:pPr>
       <w:r>
-        <w:t xml:space="preserve">Secured credit card</w:t>
+        <w:t xml:space="preserve">☐ Secured credit card</w:t>
       </w:r>
     </w:p>
     <w:p>
@@ -1137,7 +1210,7 @@
         <w:pStyle w:val="Compact"/>
       </w:pPr>
       <w:r>
-        <w:t xml:space="preserve">Credit-builder loan</w:t>
+        <w:t xml:space="preserve">☐ Credit-builder loan</w:t>
       </w:r>
     </w:p>
     <w:p>
@@ -1149,7 +1222,7 @@
         <w:pStyle w:val="Compact"/>
       </w:pPr>
       <w:r>
-        <w:t xml:space="preserve">Become an authorized user</w:t>
+        <w:t xml:space="preserve">☐ Become an authorized user</w:t>
       </w:r>
     </w:p>
     <w:p>
@@ -1161,7 +1234,7 @@
         <w:pStyle w:val="Compact"/>
       </w:pPr>
       <w:r>
-        <w:t xml:space="preserve">Not yet, first I will open my account</w:t>
+        <w:t xml:space="preserve">☐ Not yet, first I will open my account</w:t>
       </w:r>
     </w:p>
     <w:p>
@@ -1199,7 +1272,7 @@
         <w:pStyle w:val="Compact"/>
       </w:pPr>
       <w:r>
-        <w:t xml:space="preserve">Phone reminder</w:t>
+        <w:t xml:space="preserve">☐ Phone reminder</w:t>
       </w:r>
     </w:p>
     <w:p>
@@ -1211,7 +1284,7 @@
         <w:pStyle w:val="Compact"/>
       </w:pPr>
       <w:r>
-        <w:t xml:space="preserve">Calendar note</w:t>
+        <w:t xml:space="preserve">☐ Calendar note</w:t>
       </w:r>
     </w:p>
     <w:p>
@@ -1223,7 +1296,7 @@
         <w:pStyle w:val="Compact"/>
       </w:pPr>
       <w:r>
-        <w:t xml:space="preserve">Autopay</w:t>
+        <w:t xml:space="preserve">☐ Autopay</w:t>
       </w:r>
     </w:p>
     <w:p>
@@ -1235,7 +1308,7 @@
         <w:pStyle w:val="Compact"/>
       </w:pPr>
       <w:r>
-        <w:t xml:space="preserve">Ask someone to remind me</w:t>
+        <w:t xml:space="preserve">☐ Ask someone to remind me</w:t>
       </w:r>
     </w:p>
     <w:p>
@@ -1482,6 +1555,23 @@
     </w:p>
     <w:p>
       <w:pPr>
+        <w:pStyle w:val="FirstParagraph"/>
+      </w:pPr>
+      <w:r>
+        <w:rPr>
+          <w:b/>
+        </w:rPr>
+        <w:t xml:space="preserve">Take-home sheet:</w:t>
+      </w:r>
+      <w:r>
+        <w:t xml:space="preserve"> </w:t>
+      </w:r>
+      <w:r>
+        <w:t xml:space="preserve">When a Debt Collector Contacts You. It explains your rights and safe first steps. It does not tell you whether to pay, settle, dispute, or ignore a debt. For legal questions, ask for a referral to legal aid.</w:t>
+      </w:r>
+    </w:p>
+    <w:p>
+      <w:pPr>
         <w:pStyle w:val="Heading2"/>
       </w:pPr>
       <w:bookmarkStart w:id="39" w:name="worksheet-5c-free-help-page-28"/>
@@ -1532,6 +1622,23 @@
       </w:pPr>
       <w:r>
         <w:t xml:space="preserve">Child support help (if needed): ____________________</w:t>
+      </w:r>
+    </w:p>
+    <w:p>
+      <w:pPr>
+        <w:pStyle w:val="FirstParagraph"/>
+      </w:pPr>
+      <w:r>
+        <w:rPr>
+          <w:b/>
+        </w:rPr>
+        <w:t xml:space="preserve">Take-home sheet:</w:t>
+      </w:r>
+      <w:r>
+        <w:t xml:space="preserve"> </w:t>
+      </w:r>
+      <w:r>
+        <w:t xml:space="preserve">Find Local Help with 211. Use it to find local legal aid or credit counseling. Dial 211 or visit 211.org.</w:t>
       </w:r>
     </w:p>
     <w:p>
@@ -1760,31 +1867,44 @@
       </w:pPr>
       <w:r>
         <w:rPr>
+          <w:b/>
+        </w:rPr>
+        <w:t xml:space="preserve">Activity:</w:t>
+      </w:r>
+      <w:r>
+        <w:t xml:space="preserve"> </w:t>
+      </w:r>
+      <w:r>
+        <w:t xml:space="preserve">Fill in your Local Resource Map using Find Local Help with 211. Dial 211 or visit 211.org to find local banking, credit counseling, legal aid, and reentry help.</w:t>
+      </w:r>
+    </w:p>
+    <w:p>
+      <w:pPr>
+        <w:pStyle w:val="BodyText"/>
+      </w:pPr>
+      <w:r>
+        <w:rPr>
+          <w:b/>
+        </w:rPr>
+        <w:t xml:space="preserve">Keep your take-home sheets together for after release:</w:t>
+      </w:r>
+      <w:r>
+        <w:t xml:space="preserve"> </w:t>
+      </w:r>
+      <w:r>
+        <w:t xml:space="preserve">Open a Safe Account, If a Bank Says No, Get Your Free Credit Report, Dispute a Credit Report Error, and When a Debt Collector Contacts You. Most of these are steps to take after release, on a private device, by mail, or with a local partner.</w:t>
+      </w:r>
+    </w:p>
+    <w:p>
+      <w:pPr>
+        <w:pStyle w:val="BodyText"/>
+      </w:pPr>
+      <w:r>
+        <w:rPr>
           <w:i/>
         </w:rPr>
         <w:t xml:space="preserve">Educational content only. Not financial, legal, or tax advice. Created by Dalia, Financially Sovereign Academy.</w:t>
       </w:r>
-    </w:p>
-    <w:p>
-      <w:pPr>
-        <w:pStyle w:val="BodyText"/>
-      </w:pPr>
-      <w:r>
-        <w:t xml:space="preserve">Educational content only. Not financial, legal, or tax advice. Created by Dalia, Financially Sovereign Academy. Statistics are sourced or labeled per our Source and Claims record.</w:t>
-      </w:r>
-    </w:p>
-    <w:p>
-      <w:pPr>
-        <w:pStyle w:val="BodyText"/>
-      </w:pPr>
-      <w:hyperlink r:id="rId45">
-        <w:r>
-          <w:rPr>
-            <w:rStyle w:val="Hyperlink"/>
-          </w:rPr>
-          <w:t xml:space="preserve">Back to the program page</w:t>
-        </w:r>
-      </w:hyperlink>
     </w:p>
     <w:sectPr/>
   </w:body>
@@ -2022,7 +2142,7 @@
       </w:pPr>
     </w:lvl>
   </w:abstractNum>
-  <w:abstractNum w:abstractNumId="99401">
+  <w:abstractNum w:abstractNumId="99411">
     <w:nsid w:val="71315dca"/>
     <w:multiLevelType w:val="multilevel"/>
     <w:lvl w:ilvl="0">
@@ -2159,7 +2279,7 @@
     <w:abstractNumId w:val="991"/>
   </w:num>
   <w:num w:numId="1008">
-    <w:abstractNumId w:val="99401"/>
+    <w:abstractNumId w:val="99411"/>
     <w:lvlOverride w:ilvl="0">
       <w:startOverride w:val="1"/>
     </w:lvlOverride>
@@ -2189,7 +2309,7 @@
     </w:lvlOverride>
   </w:num>
   <w:num w:numId="1009">
-    <w:abstractNumId w:val="99401"/>
+    <w:abstractNumId w:val="99411"/>
     <w:lvlOverride w:ilvl="0">
       <w:startOverride w:val="1"/>
     </w:lvlOverride>
@@ -2234,7 +2354,7 @@
     <w:abstractNumId w:val="991"/>
   </w:num>
   <w:num w:numId="1015">
-    <w:abstractNumId w:val="99401"/>
+    <w:abstractNumId w:val="99411"/>
     <w:lvlOverride w:ilvl="0">
       <w:startOverride w:val="1"/>
     </w:lvlOverride>
